--- a/courseware/LP-Advanced Transactional Accounting with QuickBooks Online.docx
+++ b/courseware/LP-Advanced Transactional Accounting with QuickBooks Online.docx
@@ -120,7 +120,7 @@
           <w:color w:val="5B6573"/>
           <w:sz w:val="22"/>
         </w:rPr>
-        <w:t>Version 11.0 · 16 August 2026</w:t>
+        <w:t>Version 11.1 · 16 August 2026</w:t>
       </w:r>
     </w:p>
     <w:p>
@@ -291,6 +291,52 @@
           <w:p>
             <w:r>
               <w:t>Rebuilt Lesson Plan with advanced QuickBooks Online controls, detailed activities, current Singapore GST context, SFRS(I)/FRS framing, and cross-artifact assessment alignment.</w:t>
+            </w:r>
+          </w:p>
+        </w:tc>
+        <w:tc>
+          <w:tcPr>
+            <w:tcW w:type="dxa" w:w="2498"/>
+            <w:vAlign w:val="center"/>
+          </w:tcPr>
+          <w:p>
+            <w:r>
+              <w:t>Dr Alfred Ang</w:t>
+            </w:r>
+          </w:p>
+        </w:tc>
+      </w:tr>
+      <w:tr>
+        <w:tc>
+          <w:tcPr>
+            <w:tcW w:type="dxa" w:w="2498"/>
+            <w:vAlign w:val="center"/>
+          </w:tcPr>
+          <w:p>
+            <w:r>
+              <w:t>11.1</w:t>
+            </w:r>
+          </w:p>
+        </w:tc>
+        <w:tc>
+          <w:tcPr>
+            <w:tcW w:type="dxa" w:w="2498"/>
+            <w:vAlign w:val="center"/>
+          </w:tcPr>
+          <w:p>
+            <w:r>
+              <w:t>16 August 2026</w:t>
+            </w:r>
+          </w:p>
+        </w:tc>
+        <w:tc>
+          <w:tcPr>
+            <w:tcW w:type="dxa" w:w="2498"/>
+            <w:vAlign w:val="center"/>
+          </w:tcPr>
+          <w:p>
+            <w:r>
+              <w:t>Removed the external practice-exam reference and refreshed dependent slide mappings.</w:t>
             </w:r>
           </w:p>
         </w:tc>
@@ -910,7 +956,7 @@
           </w:tcPr>
           <w:p>
             <w:r>
-              <w:t>18–27</w:t>
+              <w:t>17–26</w:t>
             </w:r>
           </w:p>
         </w:tc>
@@ -1038,7 +1084,7 @@
           </w:tcPr>
           <w:p>
             <w:r>
-              <w:t>52–57</w:t>
+              <w:t>51–56</w:t>
             </w:r>
           </w:p>
         </w:tc>
@@ -1206,7 +1252,7 @@
           </w:tcPr>
           <w:p>
             <w:r>
-              <w:t>58–61</w:t>
+              <w:t>57–60</w:t>
             </w:r>
           </w:p>
         </w:tc>
@@ -1290,7 +1336,7 @@
           </w:tcPr>
           <w:p>
             <w:r>
-              <w:t>62–70</w:t>
+              <w:t>61–69</w:t>
             </w:r>
           </w:p>
         </w:tc>
@@ -1469,7 +1515,7 @@
           </w:tcPr>
           <w:p>
             <w:r>
-              <w:t>72–86</w:t>
+              <w:t>71–85</w:t>
             </w:r>
           </w:p>
         </w:tc>
@@ -1597,7 +1643,7 @@
           </w:tcPr>
           <w:p>
             <w:r>
-              <w:t>99–102</w:t>
+              <w:t>98–101</w:t>
             </w:r>
           </w:p>
         </w:tc>
@@ -1679,7 +1725,7 @@
           </w:tcPr>
           <w:p>
             <w:r>
-              <w:t>105–122</w:t>
+              <w:t>104–121</w:t>
             </w:r>
           </w:p>
         </w:tc>
@@ -1765,7 +1811,7 @@
           </w:tcPr>
           <w:p>
             <w:r>
-              <w:t>130–132</w:t>
+              <w:t>129–131</w:t>
             </w:r>
           </w:p>
         </w:tc>
@@ -2051,7 +2097,7 @@
           </w:tcPr>
           <w:p>
             <w:r>
-              <w:t>52–53</w:t>
+              <w:t>51–52</w:t>
             </w:r>
           </w:p>
         </w:tc>
@@ -2103,7 +2149,7 @@
           </w:tcPr>
           <w:p>
             <w:r>
-              <w:t>54–55</w:t>
+              <w:t>53–54</w:t>
             </w:r>
           </w:p>
         </w:tc>
@@ -2155,7 +2201,7 @@
           </w:tcPr>
           <w:p>
             <w:r>
-              <w:t>56–57</w:t>
+              <w:t>55–56</w:t>
             </w:r>
           </w:p>
         </w:tc>
@@ -2207,7 +2253,7 @@
           </w:tcPr>
           <w:p>
             <w:r>
-              <w:t>58–59</w:t>
+              <w:t>57–58</w:t>
             </w:r>
           </w:p>
         </w:tc>
@@ -2259,7 +2305,7 @@
           </w:tcPr>
           <w:p>
             <w:r>
-              <w:t>60–61</w:t>
+              <w:t>59–60</w:t>
             </w:r>
           </w:p>
         </w:tc>
@@ -2311,7 +2357,7 @@
           </w:tcPr>
           <w:p>
             <w:r>
-              <w:t>62–63</w:t>
+              <w:t>61–62</w:t>
             </w:r>
           </w:p>
         </w:tc>
@@ -2363,7 +2409,7 @@
           </w:tcPr>
           <w:p>
             <w:r>
-              <w:t>64–65</w:t>
+              <w:t>63–64</w:t>
             </w:r>
           </w:p>
         </w:tc>
@@ -2415,7 +2461,7 @@
           </w:tcPr>
           <w:p>
             <w:r>
-              <w:t>66–67</w:t>
+              <w:t>65–66</w:t>
             </w:r>
           </w:p>
         </w:tc>
@@ -2467,7 +2513,7 @@
           </w:tcPr>
           <w:p>
             <w:r>
-              <w:t>68–69</w:t>
+              <w:t>67–68</w:t>
             </w:r>
           </w:p>
         </w:tc>
@@ -2519,7 +2565,7 @@
           </w:tcPr>
           <w:p>
             <w:r>
-              <w:t>99–100</w:t>
+              <w:t>98–99</w:t>
             </w:r>
           </w:p>
         </w:tc>
@@ -2571,7 +2617,7 @@
           </w:tcPr>
           <w:p>
             <w:r>
-              <w:t>101–102</w:t>
+              <w:t>100–101</w:t>
             </w:r>
           </w:p>
         </w:tc>
@@ -2623,7 +2669,7 @@
           </w:tcPr>
           <w:p>
             <w:r>
-              <w:t>130–131</w:t>
+              <w:t>129–130</w:t>
             </w:r>
           </w:p>
         </w:tc>
